--- a/IET_Communications_Submission/02_Cover_Letter_IET_Communications.docx
+++ b/IET_Communications_Submission/02_Cover_Letter_IET_Communications.docx
@@ -177,7 +177,7 @@
           <w:sz w:val="22"/>
           <w:szCs w:val="22"/>
         </w:rPr>
-        <w:t xml:space="preserve">We confirm that the manuscript is original, has not been published previously, and is not under consideration by any other journal; both authors have read and approved the submission; and no conflicts of interest exist and no specific funding was received. A data availability statement accompanies the manuscript (anonymized supplementary archive; a public repository will be named only upon acceptance). The manuscript also discloses the limited use of AI assistance for candidate pooling, prose drafting, and copy-editing — no screening, coding, counting, or verification decision was delegated to AI.</w:t>
+        <w:t>We confirm that the manuscript is original, has not been published previously, and is not under consideration by any other journal; both authors have read and approved the submission; and no conflicts of interest exist and no specific funding was received. A data availability statement accompanies the manuscript (uploaded as supplementary material; the corpus, bibliography, and scripts are also openly available in the public research archive at https://github.com/touhidsiddiqueeraj-bit/Is-Wireless-Security-Ready-for-the-AI-Era-). The manuscript also discloses the limited use of AI assistance for candidate pooling, prose drafting, and copy-editing — no screening, coding, counting, or verification decision was delegated to AI.</w:t>
       </w:r>
     </w:p>
     <w:p>
